--- a/SWE-530/Topic 2/Topic 2 Discussion 1.docx
+++ b/SWE-530/Topic 2/Topic 2 Discussion 1.docx
@@ -22,6 +22,40 @@
     <w:p>
       <w:r>
         <w:t>Respond to at least two other peers' probing questions to other students' submissions and additional suggestions. Should a posting already have several responses, move to one that does not.</w:t>
+      </w:r>
+    </w:p>
+    <w:p>
+      <w:r>
+        <w:t xml:space="preserve">Hello Class, </w:t>
+      </w:r>
+    </w:p>
+    <w:p>
+      <w:r>
+        <w:tab/>
+        <w:t>Last week I was able to complete both the project abstract along with the beginning stages of initial feature definitions.</w:t>
+      </w:r>
+    </w:p>
+    <w:p>
+      <w:pPr>
+        <w:ind w:firstLine="720"/>
+      </w:pPr>
+      <w:r>
+        <w:t>This week, my primary focus will be on establishing clear project success measures to ensure we have well-defined criteria for evaluating our progress and final outcomes. Alongside this, I will be working on developing the high-level solution architecture, which will serve as a strategic blueprint guiding the overall project direction. I will</w:t>
+      </w:r>
+      <w:r>
+        <w:t xml:space="preserve"> also</w:t>
+      </w:r>
+      <w:r>
+        <w:t xml:space="preserve"> start building the API, laying down the foundational endpoints and functionalities that will enable seamless communication between different components of the system. This is a critical step toward ensuring the system’s scalability and integration capabilities.</w:t>
+      </w:r>
+      <w:r>
+        <w:t xml:space="preserve"> </w:t>
+      </w:r>
+      <w:r>
+        <w:t xml:space="preserve">Additionally, I will begin creating UML diagrams to visually represent the system’s structure and behavior. These diagrams will help clarify complex interactions and provide a shared understanding </w:t>
+      </w:r>
+      <w:r>
+        <w:t>for all parties involved.</w:t>
       </w:r>
     </w:p>
     <w:p/>
